--- a/courts/fifth-circuit/texas/state/court-of-criminal-appeals/motion-brief/usage/OUTPUT-motion-brief.docx
+++ b/courts/fifth-circuit/texas/state/court-of-criminal-appeals/motion-brief/usage/OUTPUT-motion-brief.docx
@@ -2422,7 +2422,7 @@
         <w:pStyle w:val="BodyText"/>
       </w:pPr>
       <w:r>
-        <w:t xml:space="preserve">no impact sites. . . . There are three – four incisions in her skin there</w:t>
+        <w:t xml:space="preserve">no impact sites. . . . There are three – four incisions in her skin there</w:t>
       </w:r>
     </w:p>
     <w:p>
@@ -5786,7 +5786,7 @@
         <w:pStyle w:val="BodyText"/>
       </w:pPr>
       <w:r>
-        <w:t xml:space="preserve">The Roark and Roberson cases involve essentially the same discredited science challenged using the same Texas law: Article 11.073. In both cases, the State even relied on the same CAP (Dr. Squires) whose same discredited SBS diagnosis of trial that would lend credibility to the opinion of such an expert” and granting new trial); People v. Bailey, 41 N.Y.S.3d 625, 627 (App. Div. 2016) (holding that “advancements in science and/​or medicine may constitute newly discovered evidence” and “defendant established . . . that ‘a significant and legitimate debate in the medical community has developed in the past ten years over whether infants [and toddlers] can be fatally injured through shaking alone’” and affirming lower court ruling vacating SBS/​AHT conviction) (alteration in original, citation omitted); Jones v. State, No. 0087, 2021 WL 346552, *11</w:t>
+        <w:t xml:space="preserve">The Roark and Roberson cases involve essentially the same discredited science challenged using the same Texas law: Article 11.073. In both cases, the State even relied on the same CAP (Dr. Squires) whose same discredited SBS diagnosis of trial that would lend credibility to the opinion of such an expert” and granting new trial); People v. Bailey, 41 N.Y.S.3d 625, 627 (App. Div. 2016) (holding that “advancements in science and/​or medicine may constitute newly discovered evidence” and “defendant established . . . that ‘a significant and legitimate debate in the medical community has developed in the past ten years over whether infants [and toddlers] can be fatally injured through shaking alone’” and affirming lower court ruling vacating SBS/​AHT conviction) (alteration in original, citation omitted); Jones v. State, No. 0087, 2021 WL 346552, *11</w:t>
       </w:r>
       <w:r>
         <w:noBreakHyphen/>
@@ -7106,7 +7106,7 @@
         <w:t xml:space="preserve"> </w:t>
       </w:r>
       <w:r>
-        <w:t xml:space="preserve">This statement is confusing because Article 37.071 is a statute that deals only with death-penalty trials, not habeas proceedings—and there is no section 5 in that statute; it only goes to section 2.</w:t>
+        <w:t xml:space="preserve">This statement is confusing because Article 37.071 is a statute that deals only with death-⁠penalty trials, not habeas proceedings—⁠and there is no section 5 in that statute; it only goes to section 2.</w:t>
       </w:r>
     </w:p>
   </w:footnote>
@@ -7365,7 +7365,7 @@
         <w:t xml:space="preserve"> </w:t>
       </w:r>
       <w:r>
-        <w:t xml:space="preserve">On its website, this entity defines itself as “a research and educational institution whose mission is to educate and inform the public and policymakers regarding parental rights with a goal of ‘securing the blessings of liberty to ourselves and our posterity.’” See https://parentalrightsfoundation.org/.</w:t>
+        <w:t xml:space="preserve">On its website, this entity defines itself as “a research and educational institution whose mission is to educate and inform the public and policymakers regarding parental rights with a goal of ‘securing the blessings of liberty to ourselves and our posterity.’” See https://​parentalrightsfoundation.​org/​.</w:t>
       </w:r>
     </w:p>
   </w:footnote>
@@ -8175,6 +8175,7 @@
     <w:unhideWhenUsed/>
     <w:qFormat/>
     <w:pPr>
+      <w:keepLines/>
       <w:spacing w:before="0" w:after="140" w:line="276" w:lineRule="exact"/>
     </w:pPr>
     <w:rPr>
@@ -8425,6 +8426,33 @@
     <w:pPr>
       <w:spacing w:before="0" w:after="0" w:line="322" w:lineRule="exact"/>
       <w:ind w:left="2160" w:hanging="720"/>
+    </w:pPr>
+  </w:style>
+  <w:style w:type="paragraph" w:customStyle="1" w:styleId="XdQuoteList1">
+    <w:name w:val="Xd Quote List 1"/>
+    <w:basedOn w:val="Normal"/>
+    <w:qFormat/>
+    <w:pPr>
+      <w:spacing w:before="0" w:after="0" w:line="322" w:lineRule="exact"/>
+      <w:ind w:left="1440" w:right="720" w:hanging="720"/>
+    </w:pPr>
+  </w:style>
+  <w:style w:type="paragraph" w:customStyle="1" w:styleId="XdQuoteList2">
+    <w:name w:val="Xd Quote List 2"/>
+    <w:basedOn w:val="Normal"/>
+    <w:qFormat/>
+    <w:pPr>
+      <w:spacing w:before="0" w:after="0" w:line="322" w:lineRule="exact"/>
+      <w:ind w:left="2160" w:right="720" w:hanging="720"/>
+    </w:pPr>
+  </w:style>
+  <w:style w:type="paragraph" w:customStyle="1" w:styleId="XdQuoteList3">
+    <w:name w:val="Xd Quote List 3"/>
+    <w:basedOn w:val="Normal"/>
+    <w:qFormat/>
+    <w:pPr>
+      <w:spacing w:before="0" w:after="0" w:line="322" w:lineRule="exact"/>
+      <w:ind w:left="2880" w:right="720" w:hanging="720"/>
     </w:pPr>
   </w:style>
   <w:style w:type="paragraph" w:customStyle="1" w:styleId="XdList1">

--- a/courts/fifth-circuit/texas/state/court-of-criminal-appeals/motion-brief/usage/OUTPUT-motion-brief.docx
+++ b/courts/fifth-circuit/texas/state/court-of-criminal-appeals/motion-brief/usage/OUTPUT-motion-brief.docx
@@ -2422,7 +2422,7 @@
         <w:pStyle w:val="BodyText"/>
       </w:pPr>
       <w:r>
-        <w:t xml:space="preserve">no impact sites. . . . There are three – four incisions in her skin there</w:t>
+        <w:t xml:space="preserve">no impact sites. ⁠. ⁠. ⁠. There are three – four incisions in her skin there</w:t>
       </w:r>
     </w:p>
     <w:p>
@@ -5786,7 +5786,7 @@
         <w:pStyle w:val="BodyText"/>
       </w:pPr>
       <w:r>
-        <w:t xml:space="preserve">The Roark and Roberson cases involve essentially the same discredited science challenged using the same Texas law: Article 11.073. In both cases, the State even relied on the same CAP (Dr. Squires) whose same discredited SBS diagnosis of trial that would lend credibility to the opinion of such an expert” and granting new trial); People v. Bailey, 41 N.Y.S.3d 625, 627 (App. Div. 2016) (holding that “advancements in science and/​or medicine may constitute newly discovered evidence” and “defendant established . . . that ‘a significant and legitimate debate in the medical community has developed in the past ten years over whether infants [and toddlers] can be fatally injured through shaking alone’” and affirming lower court ruling vacating SBS/​AHT conviction) (alteration in original, citation omitted); Jones v. State, No. 0087, 2021 WL 346552, *11</w:t>
+        <w:t xml:space="preserve">The Roark and Roberson cases involve essentially the same discredited science challenged using the same Texas law: Article 11.073. In both cases, the State even relied on the same CAP (Dr. Squires) whose same discredited SBS diagnosis of trial that would lend credibility to the opinion of such an expert” and granting new trial); People v. Bailey, 41 N.Y.S.3d 625, 627 (App. Div. 2016) (holding that “advancements in science and/​or medicine may constitute newly discovered evidence” and “defendant established ⁠. ⁠. ⁠. that ‘a significant and legitimate debate in the medical community has developed in the past ten years over whether infants [and toddlers] can be fatally injured through shaking alone’” and affirming lower court ruling vacating SBS/​AHT conviction) (alteration in original, citation omitted); Jones v. State, No. 0087, 2021 WL 346552, *11</w:t>
       </w:r>
       <w:r>
         <w:noBreakHyphen/>
@@ -5866,7 +5866,7 @@
         <w:pStyle w:val="BodyText"/>
       </w:pPr>
       <w:r>
-        <w:t xml:space="preserve">For the foregoing reasons, given the urgency and complexity of his case and all relevant law and equities, Robert Roberson respectfully prays that this Court STAY his October 16, 2025, execution as the Court considers the merits of the claims in the 06 Application and considers taking the initiative to reconsider the denial of relief under Articles 11.071 and 11.073 in the 03 proceeding and/​or the dismissal of the claims raised in his 04 and 05 Applications without merits consideration. Mr. Roberson also prays for any further relief that justice requires. Respectfully submitted, /s/ Gretchen S. Sween Gretchen S. Sween Texas Bar No. 24041996 712 Upson Street Austin, Texas 78703 214.557.5779 (telephone) 512.548.2089 (fax) gsweenlaw@gmail.com Callie Heller Texas Bar No. 24101897 Western District of Oklahoma Federal Defender Office Capital Habeas Unit 215 Dean A. McGee, Suite 707 Oklahoma City, OK 73102 (405) 609</w:t>
+        <w:t xml:space="preserve">For the foregoing reasons, given the urgency and complexity of his case and all relevant law and equities, Robert Roberson respectfully prays that this Court STAY his October 16, 2025, execution as the Court considers the merits of the claims in the 06 Application and considers taking the initiative to reconsider the denial of relief under Articles 11.071 and 11.073 in the 03 proceeding and/​or the dismissal of the claims raised in his 04 and 05 Applications without merits consideration. Mr. Roberson also prays for any further relief that justice requires. Respectfully submitted, ⁠/s/ Gretchen S. Sween Gretchen S. Sween Texas Bar No. 24041996 712 Upson Street Austin, Texas 78703 214.557.5779 (telephone) 512.548.2089 (fax) gsweenlaw@gmail.com Callie Heller Texas Bar No. 24101897 Western District of Oklahoma Federal Defender Office Capital Habeas Unit 215 Dean A. McGee, Suite 707 Oklahoma City, OK 73102 (405) 609</w:t>
       </w:r>
       <w:r>
         <w:noBreakHyphen/>
@@ -7106,7 +7106,7 @@
         <w:t xml:space="preserve"> </w:t>
       </w:r>
       <w:r>
-        <w:t xml:space="preserve">This statement is confusing because Article 37.071 is a statute that deals only with death-⁠penalty trials, not habeas proceedings—⁠and there is no section 5 in that statute; it only goes to section 2.</w:t>
+        <w:t xml:space="preserve">This statement is confusing because Article 37.071 is a statute that deals only with death-penalty trials, not habeas proceedings—and there is no section 5 in that statute; it only goes to section 2.</w:t>
       </w:r>
     </w:p>
   </w:footnote>

--- a/courts/fifth-circuit/texas/state/court-of-criminal-appeals/motion-brief/usage/OUTPUT-motion-brief.docx
+++ b/courts/fifth-circuit/texas/state/court-of-criminal-appeals/motion-brief/usage/OUTPUT-motion-brief.docx
@@ -259,11 +259,7 @@
               <w:t xml:space="preserve"> </w:t>
             </w:r>
             <w:r>
-              <w:t xml:space="preserve">WR</w:t>
-              <w:noBreakHyphen/>
-              <w:t xml:space="preserve">63,081</w:t>
-              <w:noBreakHyphen/>
-              <w:t xml:space="preserve">03,</w:t>
+              <w:t xml:space="preserve">WR-⁠63,081-⁠03,</w:t>
             </w:r>
             <w:r>
               <w:t xml:space="preserve"> </w:t>
@@ -791,9 +787,7 @@
               <w:t xml:space="preserve"> </w:t>
             </w:r>
             <w:r>
-              <w:t xml:space="preserve">609</w:t>
-              <w:noBreakHyphen/>
-              <w:t xml:space="preserve">5975</w:t>
+              <w:t xml:space="preserve">609-⁠5975</w:t>
             </w:r>
           </w:p>
           <w:p>
@@ -809,9 +803,7 @@
               <w:t xml:space="preserve"> </w:t>
             </w:r>
             <w:r>
-              <w:t xml:space="preserve">609</w:t>
-              <w:noBreakHyphen/>
-              <w:t xml:space="preserve">5932</w:t>
+              <w:t xml:space="preserve">609-⁠5932</w:t>
             </w:r>
             <w:r>
               <w:t xml:space="preserve"> </w:t>
@@ -1231,9 +1223,7 @@
         <w:t xml:space="preserve"> </w:t>
       </w:r>
       <w:r>
-        <w:t xml:space="preserve">October</w:t>
-        <w:noBreakHyphen/>
-        <w:t xml:space="preserve">16th</w:t>
+        <w:t xml:space="preserve">October-⁠16th</w:t>
       </w:r>
       <w:r>
         <w:t xml:space="preserve"> </w:t>
@@ -2034,13 +2024,7 @@
         <w:pStyle w:val="BodyText"/>
       </w:pPr>
       <w:r>
-        <w:t xml:space="preserve">In 2002</w:t>
-      </w:r>
-      <w:r>
-        <w:noBreakHyphen/>
-      </w:r>
-      <w:r>
-        <w:t xml:space="preserve">2003, when Robert was accused, tried, and convicted, the medical consensus permitted presuming that a child had sustained inflicted head trauma whenever three internal head conditions were found (subdural hematoma, brain swelling, retinal hemorrhage). The assumption was that, where one or more of these symptoms were present, a child must have been the victim of intentionally inflicted abuse involving shaking and perhaps blunt impact and that whoever had been caring for that child when the symptoms became manifest must have been the culprit because there could be no “lucid interval.” Per Dr. Squires and other SBS proponents, absent some verified major trauma, such as a car wreck or a fall from a multistory building, inflicted trauma could be presumed.</w:t>
+        <w:t xml:space="preserve">In 2002-⁠2003, when Robert was accused, tried, and convicted, the medical consensus permitted presuming that a child had sustained inflicted head trauma whenever three internal head conditions were found (subdural hematoma, brain swelling, retinal hemorrhage). The assumption was that, where one or more of these symptoms were present, a child must have been the victim of intentionally inflicted abuse involving shaking and perhaps blunt impact and that whoever had been caring for that child when the symptoms became manifest must have been the culprit because there could be no “lucid interval.” Per Dr. Squires and other SBS proponents, absent some verified major trauma, such as a car wreck or a fall from a multistory building, inflicted trauma could be presumed.</w:t>
       </w:r>
     </w:p>
     <w:p>
@@ -2198,13 +2182,7 @@
         <w:pStyle w:val="BodyTextNote"/>
       </w:pPr>
       <w:r>
-        <w:t xml:space="preserve">Mr. Roberson’s case was prosecuted in 2002</w:t>
-      </w:r>
-      <w:r>
-        <w:noBreakHyphen/>
-      </w:r>
-      <w:r>
-        <w:t xml:space="preserve">2003 by former Anderson County District Attorney Doug Lowe and current Anderson County District Judge Mark Calhoon.</w:t>
+        <w:t xml:space="preserve">Mr. Roberson’s case was prosecuted in 2002-⁠2003 by former Anderson County District Attorney Doug Lowe and current Anderson County District Judge Mark Calhoon.</w:t>
       </w:r>
       <w:r>
         <w:rPr>
@@ -2334,13 +2312,7 @@
         <w:pStyle w:val="BodyText"/>
       </w:pPr>
       <w:r>
-        <w:t xml:space="preserve">Soon thereafter, on August 1, 2024, Mr. Roberson filed a new habeas application (the 04 Application). The 04 Application was supported by yet more new evidence of changed scientific understanding and medical opinions. The new evidence expressly rebutted the State’s arguments in the 03 proceeding: (1) that the SBS hypothesis had not changed in any material way since 2002</w:t>
-      </w:r>
-      <w:r>
-        <w:noBreakHyphen/>
-      </w:r>
-      <w:r>
-        <w:t xml:space="preserve">03; (2) that Nikki had not been sick; (3) that the medications she had been given (because she was sick) were irrelevant to understanding her condition; and (4) that the exculpatory CT scans of her head, which the medical examiner had never seen, did not show what the radiologist said they showed.</w:t>
+        <w:t xml:space="preserve">Soon thereafter, on August 1, 2024, Mr. Roberson filed a new habeas application (the 04 Application). The 04 Application was supported by yet more new evidence of changed scientific understanding and medical opinions. The new evidence expressly rebutted the State’s arguments in the 03 proceeding: (1) that the SBS hypothesis had not changed in any material way since 2002-⁠03; (2) that Nikki had not been sick; (3) that the medications she had been given (because she was sick) were irrelevant to understanding her condition; and (4) that the exculpatory CT scans of her head, which the medical examiner had never seen, did not show what the radiologist said they showed.</w:t>
       </w:r>
     </w:p>
     <w:p>
@@ -2486,13 +2458,7 @@
         <w:pStyle w:val="BodyText"/>
       </w:pPr>
       <w:r>
-        <w:t xml:space="preserve">scalp skin there, that was done by the doctors. That’s not injury. 3EHRR73</w:t>
-      </w:r>
-      <w:r>
-        <w:noBreakHyphen/>
-      </w:r>
-      <w:r>
-        <w:t xml:space="preserve">74. On October 14, 2024, Mr. Roberson’s 05 Application was filed seeking (again) to rely on Article 11.073 and expressly relying on the Court’s decision in Ex parte Roark that had issued mere days before. The 05 Application also included a rebuttal to the characterization of the underlying medical evidence in Judge Yeary’s concurrence. But on October 16, 2024, the Court again dismissed, without any written opinion, the 05 Application, with four judges again dissenting.</w:t>
+        <w:t xml:space="preserve">scalp skin there, that was done by the doctors. That’s not injury. 3EHRR73-⁠74. On October 14, 2024, Mr. Roberson’s 05 Application was filed seeking (again) to rely on Article 11.073 and expressly relying on the Court’s decision in Ex parte Roark that had issued mere days before. The 05 Application also included a rebuttal to the characterization of the underlying medical evidence in Judge Yeary’s concurrence. But on October 16, 2024, the Court again dismissed, without any written opinion, the 05 Application, with four judges again dissenting.</w:t>
       </w:r>
     </w:p>
     <w:p>
@@ -2516,13 +2482,7 @@
         <w:pStyle w:val="BodyTextNote"/>
       </w:pPr>
       <w:r>
-        <w:t xml:space="preserve">The 06 Application is still pending. Further, Suggestions to Reconsider on the Court’s Own Initiative are pending in the 03</w:t>
-      </w:r>
-      <w:r>
-        <w:noBreakHyphen/>
-      </w:r>
-      <w:r>
-        <w:t xml:space="preserve">05 proceedings. An amicus brief by the Innocence Project of Texas, an entity very familiar with Mr. Roark’s case, has also been filed in support of the Suggestions to Reconsider. See EX1.</w:t>
+        <w:t xml:space="preserve">The 06 Application is still pending. Further, Suggestions to Reconsider on the Court’s Own Initiative are pending in the 03-⁠05 proceedings. An amicus brief by the Innocence Project of Texas, an entity very familiar with Mr. Roark’s case, has also been filed in support of the Suggestions to Reconsider. See EX1.</w:t>
       </w:r>
       <w:r>
         <w:rPr>
@@ -2702,9 +2662,7 @@
           <w:b/>
           <w:bCs/>
         </w:rPr>
-        <w:t xml:space="preserve">October</w:t>
-        <w:noBreakHyphen/>
-        <w:t xml:space="preserve">16th</w:t>
+        <w:t xml:space="preserve">October-⁠16th</w:t>
       </w:r>
       <w:r>
         <w:rPr>
@@ -2936,13 +2894,7 @@
         <w:pStyle w:val="BodyText"/>
       </w:pPr>
       <w:r>
-        <w:t xml:space="preserve">When the State sought the October</w:t>
-      </w:r>
-      <w:r>
-        <w:noBreakHyphen/>
-      </w:r>
-      <w:r>
-        <w:t xml:space="preserve">16th execution date, its motion all but ignored the fact that Mr. Roberson currently has pleadings pending before a higher court—i.e., this Court. The pending appeals are based on voluminous new evidence only available since this Court last considered his quest for habeas relief. Specifically, Mr. Roberson has a pending subsequent state habeas application pursuant to both Texas Code of Criminal Procedure Article 11.071, section 5(a) and Article 11.073 (“Subsequent Application”). The Subsequent Application is supported, inter alia, by an affidavit from a nationally recognized pathologist with expertise in bleeding disorders, Dr. Michael Laposata. Dr. Laposata has concluded that infection (Nikki’s undiagnosed pneumonia) and a serious bleeding disorder made Mr. Roberson’s daughter Nikki highly susceptible to internal bleeding and bruising; this condition, not any physical trauma, explains the minor bruising and the internal bleeding observed during Nikki’s 2002 autopsy. Mr. Roberson’s pending Subsequent Application is also supported by the Joint Statement of ten independent pathologists explaining why the conclusions of the medical examiner who performed the 2002 autopsy are deeply flawed and unreliable. The new evidence in the Subsequent Application supports these new claims:</w:t>
+        <w:t xml:space="preserve">When the State sought the October-⁠16th execution date, its motion all but ignored the fact that Mr. Roberson currently has pleadings pending before a higher court—i.e., this Court. The pending appeals are based on voluminous new evidence only available since this Court last considered his quest for habeas relief. Specifically, Mr. Roberson has a pending subsequent state habeas application pursuant to both Texas Code of Criminal Procedure Article 11.071, section 5(a) and Article 11.073 (“Subsequent Application”). The Subsequent Application is supported, inter alia, by an affidavit from a nationally recognized pathologist with expertise in bleeding disorders, Dr. Michael Laposata. Dr. Laposata has concluded that infection (Nikki’s undiagnosed pneumonia) and a serious bleeding disorder made Mr. Roberson’s daughter Nikki highly susceptible to internal bleeding and bruising; this condition, not any physical trauma, explains the minor bruising and the internal bleeding observed during Nikki’s 2002 autopsy. Mr. Roberson’s pending Subsequent Application is also supported by the Joint Statement of ten independent pathologists explaining why the conclusions of the medical examiner who performed the 2002 autopsy are deeply flawed and unreliable. The new evidence in the Subsequent Application supports these new claims:</w:t>
       </w:r>
     </w:p>
     <w:p>
@@ -2974,13 +2926,7 @@
         <w:pStyle w:val="BodyTextNote"/>
       </w:pPr>
       <w:r>
-        <w:t xml:space="preserve">Mr. Roberson has also asked this Court to reconsider its previous decisions in his habeas proceedings based on Ex parte Roark, 707 S.W.3d 157 (Tex. Crim. App. 2024). Ex parte Roark was decided mere days before Mr. Roberson’s last scheduled execution date. In Ex parte Roark, the Court granted habeas relief under Article 11.073 based on changes in the scientific understanding of the same SBS hypothesis used to convict Mr. Roberson. (And Ex parte Roark involved the exact same SBS expert the State had used in Mr. Roberson’s 2003 trial.) Now that the Court has recognized the serious flaws underpinning the SBS hypothesis of that era, there is a compelling reason to revisit the decision to deny Mr. Roberson a new trial based on the habeas court’s erroneous FFCL that the SBS hypothesis had not changed since 2002</w:t>
-      </w:r>
-      <w:r>
-        <w:noBreakHyphen/>
-      </w:r>
-      <w:r>
-        <w:t xml:space="preserve">2003.</w:t>
+        <w:t xml:space="preserve">Mr. Roberson has also asked this Court to reconsider its previous decisions in his habeas proceedings based on Ex parte Roark, 707 S.W.3d 157 (Tex. Crim. App. 2024). Ex parte Roark was decided mere days before Mr. Roberson’s last scheduled execution date. In Ex parte Roark, the Court granted habeas relief under Article 11.073 based on changes in the scientific understanding of the same SBS hypothesis used to convict Mr. Roberson. (And Ex parte Roark involved the exact same SBS expert the State had used in Mr. Roberson’s 2003 trial.) Now that the Court has recognized the serious flaws underpinning the SBS hypothesis of that era, there is a compelling reason to revisit the decision to deny Mr. Roberson a new trial based on the habeas court’s erroneous FFCL that the SBS hypothesis had not changed since 2002-⁠2003.</w:t>
       </w:r>
       <w:r>
         <w:rPr>
@@ -3042,13 +2988,7 @@
         <w:pStyle w:val="BodyText"/>
       </w:pPr>
       <w:r>
-        <w:t xml:space="preserve">Article 43.141(d) expressly grants a convicting court the discretion to withdraw an execution date after a subsequent habeas application has been filed. See also EX3 (samples of orders trial courts have entered withdrawing execution dates). Therefore, basic logic would suggest that it is neither required nor desirable to set an execution date when a subsequent habeas application is already pending. Indeed, it is highly unusual to seek an execution date under such circumstances. Therefore, during the July</w:t>
-      </w:r>
-      <w:r>
-        <w:noBreakHyphen/>
-      </w:r>
-      <w:r>
-        <w:t xml:space="preserve">16th hearing, Mr. Roberson’s counsel urged the convicting court to decline to set an execution date precisely because of the pending Subsequent Application. See EX2. There was no legal or practical reason to put pressure on this Court to short-circuit the adjudicative process when an execution date could easily be sought if this Court were to deny relief.</w:t>
+        <w:t xml:space="preserve">Article 43.141(d) expressly grants a convicting court the discretion to withdraw an execution date after a subsequent habeas application has been filed. See also EX3 (samples of orders trial courts have entered withdrawing execution dates). Therefore, basic logic would suggest that it is neither required nor desirable to set an execution date when a subsequent habeas application is already pending. Indeed, it is highly unusual to seek an execution date under such circumstances. Therefore, during the July-⁠16th hearing, Mr. Roberson’s counsel urged the convicting court to decline to set an execution date precisely because of the pending Subsequent Application. See EX2. There was no legal or practical reason to put pressure on this Court to short-circuit the adjudicative process when an execution date could easily be sought if this Court were to deny relief.</w:t>
       </w:r>
     </w:p>
     <w:p>
@@ -3440,13 +3380,7 @@
         <w:pStyle w:val="BodyText"/>
       </w:pPr>
       <w:r>
-        <w:t xml:space="preserve">The merits of Mr. Roberson’s Actual Innocence and Article 11.073 claims have not been considered since the 03 proceeding, where evidence was closed in March of 2021. In the habeas court’s FFCL that issued nearly a year later, there is no mention of most of the evidence that had been amassed during the 03 proceeding—as if Mr. Roberson had not presented six highly qualified experts or substantial evidence of how the SBS hypothesis, circa 2002</w:t>
-      </w:r>
-      <w:r>
-        <w:noBreakHyphen/>
-      </w:r>
-      <w:r>
-        <w:t xml:space="preserve">2003, had been completely debunked. There were no adverse credibility findings, only a complete disregard of the habeas record that had been built. But then this Court expressly relied on those misleading FFCL when it denied relief on January 11, 2023, the culmination of serious due process violations. See 06 Application, Claim 3.</w:t>
+        <w:t xml:space="preserve">The merits of Mr. Roberson’s Actual Innocence and Article 11.073 claims have not been considered since the 03 proceeding, where evidence was closed in March of 2021. In the habeas court’s FFCL that issued nearly a year later, there is no mention of most of the evidence that had been amassed during the 03 proceeding—as if Mr. Roberson had not presented six highly qualified experts or substantial evidence of how the SBS hypothesis, circa 2002-⁠2003, had been completely debunked. There were no adverse credibility findings, only a complete disregard of the habeas record that had been built. But then this Court expressly relied on those misleading FFCL when it denied relief on January 11, 2023, the culmination of serious due process violations. See 06 Application, Claim 3.</w:t>
       </w:r>
     </w:p>
     <w:p>
@@ -4000,13 +3934,7 @@
         <w:pStyle w:val="BodyText"/>
       </w:pPr>
       <w:r>
-        <w:t xml:space="preserve">But today, while everyone agrees that violently shaking an infant is horrible, no study has ever shown that shaking can cause any of the internal head conditions associated with the SBS hypothesis (subdural hematoma, brain swelling, retinal hemorrhage). For instance, a study published in 2020 evaluated 36 infants subjected to either admitted or witnessed shaking (with or without blunt force head impact). Of these infants, none who had been purportedly shaken exhibited any element of the triad. See I. Thiblin et al., Medical Findings and Symptoms in Infants Exposed to Witnessed or Admitted Abusive Shaking: A Nationwide Registry Study, 15 PLoS One 8–9 (2020). It is well understood today that shaking, if it causes physical injury, would be experienced first and foremost in a child’s neck. (Mr. Roberson’s daughter Nikki had no neck injuries of any kind.) extensive school, military, child custody, and TDCJ records do not include any instances of violent behavior. See 7EHRR128</w:t>
-      </w:r>
-      <w:r>
-        <w:noBreakHyphen/>
-      </w:r>
-      <w:r>
-        <w:t xml:space="preserve">129. Although Dr. Squires and others repeatedly referred to Nikki as a “baby,” she was in fact a 27-month-old toddler who weighed nearly 30 pounds; toddlers’ necks and brains are markedly different from infants’. But the identical, now discredited tenets of SBS were applied to the condition of the 13-month-old in Roark’s case and to the 27-month-old toddler in Roberson’s case as if these two children were anatomically and medically indistinguishable, an approach now seen as unscientific.</w:t>
+        <w:t xml:space="preserve">But today, while everyone agrees that violently shaking an infant is horrible, no study has ever shown that shaking can cause any of the internal head conditions associated with the SBS hypothesis (subdural hematoma, brain swelling, retinal hemorrhage). For instance, a study published in 2020 evaluated 36 infants subjected to either admitted or witnessed shaking (with or without blunt force head impact). Of these infants, none who had been purportedly shaken exhibited any element of the triad. See I. Thiblin et al., Medical Findings and Symptoms in Infants Exposed to Witnessed or Admitted Abusive Shaking: A Nationwide Registry Study, 15 PLoS One 8–9 (2020). It is well understood today that shaking, if it causes physical injury, would be experienced first and foremost in a child’s neck. (Mr. Roberson’s daughter Nikki had no neck injuries of any kind.) extensive school, military, child custody, and TDCJ records do not include any instances of violent behavior. See 7EHRR128-⁠129. Although Dr. Squires and others repeatedly referred to Nikki as a “baby,” she was in fact a 27-month-old toddler who weighed nearly 30 pounds; toddlers’ necks and brains are markedly different from infants’. But the identical, now discredited tenets of SBS were applied to the condition of the 13-month-old in Roark’s case and to the 27-month-old toddler in Roberson’s case as if these two children were anatomically and medically indistinguishable, an approach now seen as unscientific.</w:t>
       </w:r>
     </w:p>
     <w:p>
@@ -4014,13 +3942,7 @@
         <w:pStyle w:val="BodyTextNote"/>
       </w:pPr>
       <w:r>
-        <w:t xml:space="preserve">Critically, none of the expert testimony put before Mr. Roberson’s 2003 jury can withstand scrutiny in light of contemporary scientific understanding. Yet in Mr. Roberson’s trial, his appointed counsel approached Dr. Squires with nothing but softballs because, from the outset, he agreed that Nikki’s death was a “classic” shaken baby case, as he told the jury, despite Mr. Roberson repeatedly rejecting plea deals and maintaining his innocence. See, e.g., 41RR53</w:t>
-      </w:r>
-      <w:r>
-        <w:noBreakHyphen/>
-      </w:r>
-      <w:r>
-        <w:t xml:space="preserve">55.</w:t>
+        <w:t xml:space="preserve">Critically, none of the expert testimony put before Mr. Roberson’s 2003 jury can withstand scrutiny in light of contemporary scientific understanding. Yet in Mr. Roberson’s trial, his appointed counsel approached Dr. Squires with nothing but softballs because, from the outset, he agreed that Nikki’s death was a “classic” shaken baby case, as he told the jury, despite Mr. Roberson repeatedly rejecting plea deals and maintaining his innocence. See, e.g., 41RR53-⁠55.</w:t>
       </w:r>
       <w:r>
         <w:rPr>
@@ -4756,13 +4678,7 @@
         <w:pStyle w:val="BodyText"/>
       </w:pPr>
       <w:r>
-        <w:t xml:space="preserve">Nikki’s internal and external condition. 3EHRR13</w:t>
-      </w:r>
-      <w:r>
-        <w:noBreakHyphen/>
-      </w:r>
-      <w:r>
-        <w:t xml:space="preserve">81; EX45. • Dr. Ken Monson, an expert in biomechanical engineering who directs the</w:t>
+        <w:t xml:space="preserve">Nikki’s internal and external condition. 3EHRR13-⁠81; EX45. • Dr. Ken Monson, an expert in biomechanical engineering who directs the</w:t>
       </w:r>
     </w:p>
     <w:p>
@@ -4834,13 +4750,7 @@
         <w:pStyle w:val="BodyText"/>
       </w:pPr>
       <w:r>
-        <w:t xml:space="preserve">the jury. 5EHRR22</w:t>
-      </w:r>
-      <w:r>
-        <w:noBreakHyphen/>
-      </w:r>
-      <w:r>
-        <w:t xml:space="preserve">108. • Dr. Carl Wigren, a forensic pathologist who had by then performed over</w:t>
+        <w:t xml:space="preserve">the jury. 5EHRR22-⁠108. • Dr. Carl Wigren, a forensic pathologist who had by then performed over</w:t>
       </w:r>
     </w:p>
     <w:p>
@@ -5150,13 +5060,7 @@
         <w:tab/>
       </w:r>
       <w:r>
-        <w:t xml:space="preserve">8EHRR8</w:t>
-      </w:r>
-      <w:r>
-        <w:noBreakHyphen/>
-      </w:r>
-      <w:r>
-        <w:t xml:space="preserve">144; APPX124; APPX110.</w:t>
+        <w:t xml:space="preserve">8EHRR8-⁠144; APPX124; APPX110.</w:t>
       </w:r>
     </w:p>
     <w:p>
@@ -5192,13 +5096,7 @@
         <w:t xml:space="preserve"> </w:t>
       </w:r>
       <w:r>
-        <w:t xml:space="preserve">Yet during Mr. Roberson’s habeas proceeding, counsel for the State inexplicably argued that the newly discovered evidence of pneumonia in Nikki’s lung tissue was “nothing new” because pneumonia, the disease, was a thing that existed in 2003. Article 11.073, however, does not require that evidence be adduced of a phenomenon that did not exist for it to be considered a change in scientific understanding from testimony used at trial to obtain a conviction. As explained above, no expert questioned the SBS hypothesis at trial. Even Mr. Roberson’s counsel overrode their Autistic client’s protestations of innocence and conceded that Nikki’s death was an SBS case because that was the dominant medical view in 2002</w:t>
-      </w:r>
-      <w:r>
-        <w:noBreakHyphen/>
-      </w:r>
-      <w:r>
-        <w:t xml:space="preserve">2003. Today, no reputable medical doctor would testify as Dr. Squires and Dr. Urban did.</w:t>
+        <w:t xml:space="preserve">Yet during Mr. Roberson’s habeas proceeding, counsel for the State inexplicably argued that the newly discovered evidence of pneumonia in Nikki’s lung tissue was “nothing new” because pneumonia, the disease, was a thing that existed in 2003. Article 11.073, however, does not require that evidence be adduced of a phenomenon that did not exist for it to be considered a change in scientific understanding from testimony used at trial to obtain a conviction. As explained above, no expert questioned the SBS hypothesis at trial. Even Mr. Roberson’s counsel overrode their Autistic client’s protestations of innocence and conceded that Nikki’s death was an SBS case because that was the dominant medical view in 2002-⁠2003. Today, no reputable medical doctor would testify as Dr. Squires and Dr. Urban did.</w:t>
       </w:r>
       <w:r>
         <w:rPr>
@@ -5752,13 +5650,7 @@
         <w:t xml:space="preserve"> </w:t>
       </w:r>
       <w:r>
-        <w:t xml:space="preserve">noted in urging clemency for Mr. Roberson, many “innocent parents have been set free” as the baselessness of SBS is being recognized. Ex parte Roark seemed to bring Texas in line with legal developments in other jurisdictions that have recognized the baseless nature of the version of SBS/​AHT used to obtain convictions circa 2000</w:t>
-      </w:r>
-      <w:r>
-        <w:noBreakHyphen/>
-      </w:r>
-      <w:r>
-        <w:t xml:space="preserve">2003.</w:t>
+        <w:t xml:space="preserve">noted in urging clemency for Mr. Roberson, many “innocent parents have been set free” as the baselessness of SBS is being recognized. Ex parte Roark seemed to bring Texas in line with legal developments in other jurisdictions that have recognized the baseless nature of the version of SBS/​AHT used to obtain convictions circa 2000-⁠2003.</w:t>
       </w:r>
       <w:r>
         <w:rPr>
@@ -5786,13 +5678,7 @@
         <w:pStyle w:val="BodyText"/>
       </w:pPr>
       <w:r>
-        <w:t xml:space="preserve">The Roark and Roberson cases involve essentially the same discredited science challenged using the same Texas law: Article 11.073. In both cases, the State even relied on the same CAP (Dr. Squires) whose same discredited SBS diagnosis of trial that would lend credibility to the opinion of such an expert” and granting new trial); People v. Bailey, 41 N.Y.S.3d 625, 627 (App. Div. 2016) (holding that “advancements in science and/​or medicine may constitute newly discovered evidence” and “defendant established ⁠. ⁠. ⁠. that ‘a significant and legitimate debate in the medical community has developed in the past ten years over whether infants [and toddlers] can be fatally injured through shaking alone’” and affirming lower court ruling vacating SBS/​AHT conviction) (alteration in original, citation omitted); Jones v. State, No. 0087, 2021 WL 346552, *11</w:t>
-      </w:r>
-      <w:r>
-        <w:noBreakHyphen/>
-      </w:r>
-      <w:r>
-        <w:t xml:space="preserve">20 (Md. Ct. Spec. App. Feb. 2, 2021) (surveying changes in SBS/​AHT’s original tenets in light of scientific developments and finding that petition for writ of actual innocence should be granted); Kaiser v. State, ___ N.W.3d ___, 2024 WL 1080968 (Minn. March 13, 2024) (finding that SBS/​AHT testimony from State’s expert witnesses was false testimony that child’s medical condition was the result of intentionally inflicted head trauma); see also Del Prete v. Thompson, 10 F. Supp. 3d 907, 951 (N.D. Ill. 2014) (finding petitioner convicted for 2002 death of child in SBS case had satisfied Schlup v. Delo, 513 U.S. 298 (1995) gateway materiality standard for constitutional claims). was used to accuse and convict two men who happened to be caring for a medically fragile child when she experienced a medical emergency.</w:t>
+        <w:t xml:space="preserve">The Roark and Roberson cases involve essentially the same discredited science challenged using the same Texas law: Article 11.073. In both cases, the State even relied on the same CAP (Dr. Squires) whose same discredited SBS diagnosis of trial that would lend credibility to the opinion of such an expert” and granting new trial); People v. Bailey, 41 N.Y.S.3d 625, 627 (App. Div. 2016) (holding that “advancements in science and/​or medicine may constitute newly discovered evidence” and “defendant established ⁠. ⁠. ⁠. that ‘a significant and legitimate debate in the medical community has developed in the past ten years over whether infants [and toddlers] can be fatally injured through shaking alone’” and affirming lower court ruling vacating SBS/​AHT conviction) (alteration in original, citation omitted); Jones v. State, No. 0087, 2021 WL 346552, *11-⁠20 (Md. Ct. Spec. App. Feb. 2, 2021) (surveying changes in SBS/​AHT’s original tenets in light of scientific developments and finding that petition for writ of actual innocence should be granted); Kaiser v. State, ___ N.W.3d ___, 2024 WL 1080968 (Minn. March 13, 2024) (finding that SBS/​AHT testimony from State’s expert witnesses was false testimony that child’s medical condition was the result of intentionally inflicted head trauma); see also Del Prete v. Thompson, 10 F. Supp. 3d 907, 951 (N.D. Ill. 2014) (finding petitioner convicted for 2002 death of child in SBS case had satisfied Schlup v. Delo, 513 U.S. 298 (1995) gateway materiality standard for constitutional claims). was used to accuse and convict two men who happened to be caring for a medically fragile child when she experienced a medical emergency.</w:t>
       </w:r>
     </w:p>
     <w:p>
@@ -5866,19 +5752,7 @@
         <w:pStyle w:val="BodyText"/>
       </w:pPr>
       <w:r>
-        <w:t xml:space="preserve">For the foregoing reasons, given the urgency and complexity of his case and all relevant law and equities, Robert Roberson respectfully prays that this Court STAY his October 16, 2025, execution as the Court considers the merits of the claims in the 06 Application and considers taking the initiative to reconsider the denial of relief under Articles 11.071 and 11.073 in the 03 proceeding and/​or the dismissal of the claims raised in his 04 and 05 Applications without merits consideration. Mr. Roberson also prays for any further relief that justice requires. Respectfully submitted, ⁠/s/ Gretchen S. Sween Gretchen S. Sween Texas Bar No. 24041996 712 Upson Street Austin, Texas 78703 214.557.5779 (telephone) 512.548.2089 (fax) gsweenlaw@gmail.com Callie Heller Texas Bar No. 24101897 Western District of Oklahoma Federal Defender Office Capital Habeas Unit 215 Dean A. McGee, Suite 707 Oklahoma City, OK 73102 (405) 609</w:t>
-      </w:r>
-      <w:r>
-        <w:noBreakHyphen/>
-      </w:r>
-      <w:r>
-        <w:t xml:space="preserve">5975 (405) 609</w:t>
-      </w:r>
-      <w:r>
-        <w:noBreakHyphen/>
-      </w:r>
-      <w:r>
-        <w:t xml:space="preserve">5932 fax Callie.Heller@fd.org</w:t>
+        <w:t xml:space="preserve">For the foregoing reasons, given the urgency and complexity of his case and all relevant law and equities, Robert Roberson respectfully prays that this Court STAY his October 16, 2025, execution as the Court considers the merits of the claims in the 06 Application and considers taking the initiative to reconsider the denial of relief under Articles 11.071 and 11.073 in the 03 proceeding and/​or the dismissal of the claims raised in his 04 and 05 Applications without merits consideration. Mr. Roberson also prays for any further relief that justice requires. Respectfully submitted, ⁠/s/ Gretchen S. Sween Gretchen S. Sween Texas Bar No. 24041996 712 Upson Street Austin, Texas 78703 214.557.5779 (telephone) 512.548.2089 (fax) gsweenlaw@gmail.com Callie Heller Texas Bar No. 24101897 Western District of Oklahoma Federal Defender Office Capital Habeas Unit 215 Dean A. McGee, Suite 707 Oklahoma City, OK 73102 (405) 609-⁠5975 (405) 609-⁠5932 fax Callie.Heller@fd.org</w:t>
       </w:r>
     </w:p>
     <w:p>
@@ -6514,9 +6388,7 @@
               <w:t xml:space="preserve"> </w:t>
             </w:r>
             <w:r>
-              <w:t xml:space="preserve">364</w:t>
-              <w:noBreakHyphen/>
-              <w:t xml:space="preserve">5359</w:t>
+              <w:t xml:space="preserve">364-⁠5359</w:t>
             </w:r>
           </w:p>
           <w:p>
@@ -6690,9 +6562,7 @@
               <w:t xml:space="preserve"> </w:t>
             </w:r>
             <w:r>
-              <w:t xml:space="preserve">371</w:t>
-              <w:noBreakHyphen/>
-              <w:t xml:space="preserve">7983</w:t>
+              <w:t xml:space="preserve">371-⁠7983</w:t>
             </w:r>
           </w:p>
           <w:p>
@@ -6714,9 +6584,7 @@
               <w:t xml:space="preserve"> </w:t>
             </w:r>
             <w:r>
-              <w:t xml:space="preserve">661</w:t>
-              <w:noBreakHyphen/>
-              <w:t xml:space="preserve">9063</w:t>
+              <w:t xml:space="preserve">661-⁠9063</w:t>
             </w:r>
           </w:p>
           <w:p>
@@ -7220,13 +7088,7 @@
         <w:t xml:space="preserve"> </w:t>
       </w:r>
       <w:r>
-        <w:t xml:space="preserve">By contrast, during Mr. Roark’s trial, his retained counsel vigorously cross- examined Dr. Squires and tried to keep her from opining beyond the scope of her expertise. See, e.g., Roark, 5RR12</w:t>
-      </w:r>
-      <w:r>
-        <w:noBreakHyphen/>
-      </w:r>
-      <w:r>
-        <w:t xml:space="preserve">40.</w:t>
+        <w:t xml:space="preserve">By contrast, during Mr. Roark’s trial, his retained counsel vigorously cross- examined Dr. Squires and tried to keep her from opining beyond the scope of her expertise. See, e.g., Roark, 5RR12-⁠40.</w:t>
       </w:r>
     </w:p>
   </w:footnote>
@@ -7283,13 +7145,7 @@
         <w:t xml:space="preserve"> </w:t>
       </w:r>
       <w:r>
-        <w:t xml:space="preserve">See generally David Moran, et al.Shaken Baby Syndrome, Abusive Head Trauma, and Actual Innocence: Getting it Right,H.J.HL.&amp;P’12, N.2at209</w:t>
-      </w:r>
-      <w:r>
-        <w:noBreakHyphen/>
-      </w:r>
-      <w:r>
-        <w:t xml:space="preserve">312(2012).</w:t>
+        <w:t xml:space="preserve">See generally David Moran, et al.Shaken Baby Syndrome, Abusive Head Trauma, and Actual Innocence: Getting it Right,H.J.HL.&amp;P’12, N.2at209-⁠312(2012).</w:t>
       </w:r>
     </w:p>
   </w:footnote>
@@ -7384,13 +7240,7 @@
         <w:t xml:space="preserve"> </w:t>
       </w:r>
       <w:r>
-        <w:t xml:space="preserve">See, e.g., Jones v. State, 2021 WL 346552 (Md. Ct. Spec. App. Feb. 2, 2021) (granting actual innocence writ after finding version of SBS used to obtained conviction had changed considerably and trial had involved discounting child’s medical history); State v. Edmunds, 746 N.W.2d 590, 595, 598</w:t>
-      </w:r>
-      <w:r>
-        <w:noBreakHyphen/>
-      </w:r>
-      <w:r>
-        <w:t xml:space="preserve">99 (Wis. Ct. App. 2008) (finding new evidence related to SBS/​AHT controversy “[was] entirely different in character from the evidence offered” at trial as it showed “a shift in mainstream medical opinion” and granting new trial); Commonwealth v. Epps, 53 N.E.3d 1247, 1268 (Mass. 2016) (finding “substantial risk of a miscarriage of justice where the jury heard no scientific or medical expert challenging the majority views on [SBS/​AHT] and short falls, and where new research has emerged since the time</w:t>
+        <w:t xml:space="preserve">See, e.g., Jones v. State, 2021 WL 346552 (Md. Ct. Spec. App. Feb. 2, 2021) (granting actual innocence writ after finding version of SBS used to obtained conviction had changed considerably and trial had involved discounting child’s medical history); State v. Edmunds, 746 N.W.2d 590, 595, 598-⁠99 (Wis. Ct. App. 2008) (finding new evidence related to SBS/​AHT controversy “[was] entirely different in character from the evidence offered” at trial as it showed “a shift in mainstream medical opinion” and granting new trial); Commonwealth v. Epps, 53 N.E.3d 1247, 1268 (Mass. 2016) (finding “substantial risk of a miscarriage of justice where the jury heard no scientific or medical expert challenging the majority views on [SBS/​AHT] and short falls, and where new research has emerged since the time</w:t>
       </w:r>
     </w:p>
   </w:footnote>
@@ -7409,31 +7259,7 @@
         <w:t xml:space="preserve"> </w:t>
       </w:r>
       <w:r>
-        <w:t xml:space="preserve">See, e.g., State v. Hunter, No. B 0600596 (Ohio Com. Pl. May 10, 2023) (granting habeas relief after medical examiner, who had relied on SBS/​AHT hypothesis at trial, recognized new evidence that child’s injuries were consistent with a short fall and that the anal and rectal wounds, previously used to support a sexual assault conviction, had been medically inflicted by hospital staff); People v. Liebich, No. 2</w:t>
-      </w:r>
-      <w:r>
-        <w:noBreakHyphen/>
-      </w:r>
-      <w:r>
-        <w:t xml:space="preserve">13</w:t>
-      </w:r>
-      <w:r>
-        <w:noBreakHyphen/>
-      </w:r>
-      <w:r>
-        <w:t xml:space="preserve">0894, 2016 WL 1222198 (Ill. App. Ct. Mar. 28, 2016) (2002 SBS conviction vacated where medical examiner admitted that medical records revealed a condition that could have started two-year-old’s decline days before child’s collapse); Johnson v. Felker, No. CV</w:t>
-      </w:r>
-      <w:r>
-        <w:noBreakHyphen/>
-      </w:r>
-      <w:r>
-        <w:t xml:space="preserve">07</w:t>
-      </w:r>
-      <w:r>
-        <w:noBreakHyphen/>
-      </w:r>
-      <w:r>
-        <w:t xml:space="preserve">357-RHW, 2010 WL 1904858 (E.D. Cal. May 10, 2010) (2002 SBS conviction vacated after medical examiner acknowledged that, in light of new scientific evidence, child’s head injuries could have been caused by accidental fall).</w:t>
+        <w:t xml:space="preserve">See, e.g., State v. Hunter, No. B 0600596 (Ohio Com. Pl. May 10, 2023) (granting habeas relief after medical examiner, who had relied on SBS/​AHT hypothesis at trial, recognized new evidence that child’s injuries were consistent with a short fall and that the anal and rectal wounds, previously used to support a sexual assault conviction, had been medically inflicted by hospital staff); People v. Liebich, No. 2-⁠13-⁠0894, 2016 WL 1222198 (Ill. App. Ct. Mar. 28, 2016) (2002 SBS conviction vacated where medical examiner admitted that medical records revealed a condition that could have started two-year-old’s decline days before child’s collapse); Johnson v. Felker, No. CV-⁠07-⁠357-RHW, 2010 WL 1904858 (E.D. Cal. May 10, 2010) (2002 SBS conviction vacated after medical examiner acknowledged that, in light of new scientific evidence, child’s head injuries could have been caused by accidental fall).</w:t>
       </w:r>
     </w:p>
   </w:footnote>
@@ -8176,7 +8002,7 @@
     <w:qFormat/>
     <w:pPr>
       <w:keepLines/>
-      <w:spacing w:before="0" w:after="140" w:line="276" w:lineRule="exact"/>
+      <w:spacing w:before="98" w:after="140" w:line="276" w:lineRule="exact"/>
     </w:pPr>
     <w:rPr>
       <w:sz w:val="24"/>
